--- a/public/resume/Sean_Despain_Master_Resume.docx
+++ b/public/resume/Sean_Despain_Master_Resume.docx
@@ -21,7 +21,7 @@
     </w:p>
     <w:p>
       <w:pPr>
-        <w:spacing w:after="200"/>
+        <w:spacing w:after="40"/>
         <w:jc w:val="center"/>
       </w:pPr>
       <w:r>
@@ -36,15 +36,17 @@
     </w:p>
     <w:p>
       <w:pPr>
-        <w:spacing w:after="100"/>
-      </w:pPr>
-      <w:r>
-        <w:rPr>
-          <w:rFonts w:ascii="Calibri" w:cs="Calibri" w:eastAsia="Calibri" w:hAnsi="Calibri"/>
-          <w:sz w:val="20"/>
-          <w:szCs w:val="20"/>
-        </w:rPr>
-        <w:t xml:space="preserve">LinkedIn: linkedin.com/in/sean-despain-560316116 · Portfolio: [to add once published]</w:t>
+        <w:spacing w:after="40"/>
+        <w:jc w:val="center"/>
+      </w:pPr>
+      <w:r>
+        <w:rPr>
+          <w:rFonts w:ascii="Calibri" w:cs="Calibri" w:eastAsia="Calibri" w:hAnsi="Calibri"/>
+          <w:color w:val="555555"/>
+          <w:sz w:val="19"/>
+          <w:szCs w:val="19"/>
+        </w:rPr>
+        <w:t xml:space="preserve">LinkedIn: linkedin.com/in/sean-despain-560316116 · Portfolio: seandespain.com</w:t>
       </w:r>
     </w:p>
     <w:p>

--- a/public/resume/Sean_Despain_Master_Resume.docx
+++ b/public/resume/Sean_Despain_Master_Resume.docx
@@ -118,7 +118,7 @@
           <w:sz w:val="21"/>
           <w:szCs w:val="21"/>
         </w:rPr>
-        <w:t xml:space="preserve"> — Product architecture · User flows &amp; progression systems · Information architecture · Freemium/paywall design · Booking &amp; conversion funnels · Multi-organization system design</w:t>
+        <w:t xml:space="preserve"> · Product architecture · User flows &amp; progression systems · Information architecture · Freemium/paywall design · Booking &amp; conversion funnels · Multi-organization system design</w:t>
       </w:r>
     </w:p>
     <w:p>
@@ -141,7 +141,7 @@
           <w:sz w:val="21"/>
           <w:szCs w:val="21"/>
         </w:rPr>
-        <w:t xml:space="preserve"> — Unity (C#) · Firebase (Auth, Realtime Database) · Next.js / React / TypeScript · Tailwind CSS · Astro · Node.js · HTML/CSS/JS · Git/GitHub · Netlify (deploy, Forms, Blobs) · iOS build &amp; App Store release · Android/Gradle builds · API integrations (QuickBooks, ElevenLabs, OpenAI) · i18n/bilingual architecture</w:t>
+        <w:t xml:space="preserve"> · Unity (C#) · Firebase (Auth, Realtime Database) · Next.js / React / TypeScript · Tailwind CSS · Astro · Node.js · HTML/CSS/JS · Git/GitHub · Netlify (deploy, Forms, Blobs) · iOS build &amp; App Store release · Android/Gradle builds · API integrations (QuickBooks, ElevenLabs, OpenAI) · i18n/bilingual architecture</w:t>
       </w:r>
     </w:p>
     <w:p>
@@ -164,7 +164,7 @@
           <w:sz w:val="21"/>
           <w:szCs w:val="21"/>
         </w:rPr>
-        <w:t xml:space="preserve"> — Visual identity systems · Typography systems · Adobe Photoshop &amp; Illustrator · 3D animation · Campaign asset production · Original character/IP design · Art direction</w:t>
+        <w:t xml:space="preserve"> · Visual identity systems · Typography systems · Adobe Photoshop &amp; Illustrator · 3D animation · Campaign asset production · Original character/IP design · Art direction</w:t>
       </w:r>
     </w:p>
     <w:p>
@@ -187,7 +187,7 @@
           <w:sz w:val="21"/>
           <w:szCs w:val="21"/>
         </w:rPr>
-        <w:t xml:space="preserve"> — SEO · Google Analytics 4 &amp; conversion-event tracking · JSON-LD structured data · Social/OG cards · Google Ads · Social media strategy · Lead-generation funnels · Content-verification governance</w:t>
+        <w:t xml:space="preserve"> · SEO · Google Analytics 4 &amp; conversion-event tracking · JSON-LD structured data · Social/OG cards · Google Ads · Social media strategy · Lead-generation funnels · Content-verification governance</w:t>
       </w:r>
     </w:p>
     <w:p>
@@ -210,7 +210,7 @@
           <w:sz w:val="21"/>
           <w:szCs w:val="21"/>
         </w:rPr>
-        <w:t xml:space="preserve"> — Team building &amp; leadership (50+ contractors/employees) · Payroll &amp; workforce operations · Financial strategy &amp; investor relations · Nonprofit program direction · Vendor/scope judgment</w:t>
+        <w:t xml:space="preserve"> · Team building &amp; leadership (50+ contractors/employees) · Payroll &amp; workforce operations · Financial strategy &amp; investor relations · Nonprofit program direction · Vendor/scope judgment</w:t>
       </w:r>
     </w:p>
     <w:p>
@@ -245,7 +245,7 @@
           <w:sz w:val="21"/>
           <w:szCs w:val="21"/>
         </w:rPr>
-        <w:t xml:space="preserve">Co-Founder, CEO, Creative &amp; Product Lead — Peace Life</w:t>
+        <w:t xml:space="preserve">Co-Founder, CEO, Creative &amp; Product Lead · Peace Life</w:t>
       </w:r>
     </w:p>
     <w:p>
@@ -367,7 +367,7 @@
           <w:sz w:val="21"/>
           <w:szCs w:val="21"/>
         </w:rPr>
-        <w:t xml:space="preserve">Director of South America, Marketing &amp; Activities — Natural Worship (Nonprofit)</w:t>
+        <w:t xml:space="preserve">Director of South America, Marketing &amp; Activities · Natural Worship (Nonprofit)</w:t>
       </w:r>
     </w:p>
     <w:p>
@@ -471,7 +471,7 @@
           <w:sz w:val="21"/>
           <w:szCs w:val="21"/>
         </w:rPr>
-        <w:t xml:space="preserve">Founder &amp; President — WIP Services LLC</w:t>
+        <w:t xml:space="preserve">Founder &amp; President · WIP Services LLC</w:t>
       </w:r>
     </w:p>
     <w:p>
@@ -603,7 +603,7 @@
           <w:sz w:val="21"/>
           <w:szCs w:val="21"/>
         </w:rPr>
-        <w:t xml:space="preserve">Founder &amp; CEO — Nectar CBD</w:t>
+        <w:t xml:space="preserve">Founder &amp; CEO · Nectar CBD</w:t>
       </w:r>
     </w:p>
     <w:p>
@@ -726,7 +726,7 @@
           <w:sz w:val="21"/>
           <w:szCs w:val="21"/>
         </w:rPr>
-        <w:t xml:space="preserve">Peace Life — App + Marketing Site</w:t>
+        <w:t xml:space="preserve">Peace Life · App + Marketing Site</w:t>
       </w:r>
     </w:p>
     <w:p>
@@ -755,7 +755,7 @@
           <w:sz w:val="21"/>
           <w:szCs w:val="21"/>
         </w:rPr>
-        <w:t xml:space="preserve">Jarvis (Legacy Command Center) — Internal Business Platform</w:t>
+        <w:t xml:space="preserve">Jarvis (Legacy Command Center) · Internal Business Platform</w:t>
       </w:r>
     </w:p>
     <w:p>
@@ -784,7 +784,7 @@
           <w:sz w:val="21"/>
           <w:szCs w:val="21"/>
         </w:rPr>
-        <w:t xml:space="preserve">W.I.P Services — Website &amp; Digital Systems</w:t>
+        <w:t xml:space="preserve">W.I.P Services · Website &amp; Digital Systems</w:t>
       </w:r>
     </w:p>
     <w:p>
@@ -813,7 +813,7 @@
           <w:sz w:val="21"/>
           <w:szCs w:val="21"/>
         </w:rPr>
-        <w:t xml:space="preserve">Organización Qinty — Bilingual Retreat &amp; Conservation Site</w:t>
+        <w:t xml:space="preserve">Organización Qinty · Bilingual Retreat &amp; Conservation Site</w:t>
       </w:r>
     </w:p>
     <w:p>
@@ -842,7 +842,7 @@
           <w:sz w:val="21"/>
           <w:szCs w:val="21"/>
         </w:rPr>
-        <w:t xml:space="preserve">Once Upon a Princess — Brand + Booking Site</w:t>
+        <w:t xml:space="preserve">Once Upon a Princess · Brand + Booking Site</w:t>
       </w:r>
     </w:p>
     <w:p>
@@ -916,7 +916,7 @@
           <w:sz w:val="20"/>
           <w:szCs w:val="20"/>
         </w:rPr>
-        <w:t xml:space="preserve">Utah Valley University — Coursework in Robotics &amp; Technology (2017–2019)</w:t>
+        <w:t xml:space="preserve">Utah Valley University · Coursework in Robotics &amp; Technology (2017–2019)</w:t>
       </w:r>
     </w:p>
     <w:p>
@@ -1005,7 +1005,7 @@
           <w:sz w:val="18"/>
           <w:szCs w:val="18"/>
         </w:rPr>
-        <w:t xml:space="preserve">This is the master/internal version. Application-ready variants (1–2 pages each, role-specific) are derived from this file — see the six variant files in this folder.</w:t>
+        <w:t xml:space="preserve">This is the master/internal version. Application-ready variants (1–2 pages each, role-specific) are derived from this file. See the six variant files in this folder.</w:t>
       </w:r>
     </w:p>
     <w:sectPr>

--- a/public/resume/Sean_Despain_Master_Resume.docx
+++ b/public/resume/Sean_Despain_Master_Resume.docx
@@ -990,22 +990,6 @@
           <w:szCs w:val="20"/>
         </w:rPr>
         <w:t xml:space="preserve">Content Marketing Certification (including AI-assisted marketing tools)</w:t>
-      </w:r>
-    </w:p>
-    <w:p>
-      <w:pPr>
-        <w:spacing w:after="40" w:before="160"/>
-      </w:pPr>
-      <w:r>
-        <w:rPr>
-          <w:rFonts w:ascii="Calibri" w:cs="Calibri" w:eastAsia="Calibri" w:hAnsi="Calibri"/>
-          <w:i/>
-          <w:iCs/>
-          <w:color w:val="555555"/>
-          <w:sz w:val="18"/>
-          <w:szCs w:val="18"/>
-        </w:rPr>
-        <w:t xml:space="preserve">This is the master/internal version. Application-ready variants (1–2 pages each, role-specific) are derived from this file. See the six variant files in this folder.</w:t>
       </w:r>
     </w:p>
     <w:sectPr>

--- a/public/resume/Sean_Despain_Master_Resume.docx
+++ b/public/resume/Sean_Despain_Master_Resume.docx
@@ -31,7 +31,7 @@
           <w:sz w:val="19"/>
           <w:szCs w:val="19"/>
         </w:rPr>
-        <w:t xml:space="preserve">Provo, UT · seandespain@gmail.com · (435) 695-6954</w:t>
+        <w:t xml:space="preserve">Heber, UT · seandespain@gmail.com · (435) 695-6954</w:t>
       </w:r>
     </w:p>
     <w:p>

--- a/public/resume/Sean_Despain_Master_Resume.docx
+++ b/public/resume/Sean_Despain_Master_Resume.docx
@@ -76,7 +76,7 @@
           <w:sz w:val="20"/>
           <w:szCs w:val="20"/>
         </w:rPr>
-        <w:t xml:space="preserve">Product builder who takes ideas from concept through design, development, brand, and launch, usually alone or with a small team. Founded and operated five ventures spanning a wellness app live on the App Store, an internal business-operations platform, a 50-person construction staffing company, an international CBD company, and a bilingual retreat/conservation program in the Peruvian Amazon. Comfortable owning the full surface of a product: UX and visual design, front-end and back-end implementation, brand and content systems, SEO and conversion, and the operating decisions that keep a real business running.</w:t>
+        <w:t xml:space="preserve">Product builder who takes ideas from concept through design, development, brand, and launch, usually alone or with a small team. Founded and operated five ventures spanning a wellness app live on the App Store, an internal business-operations platform, a 50-person construction staffing company, an international CBD company, and a bilingual retreat/conservation program in the Peruvian Amazon. Comfortable owning the full surface of a product: UX and visual design, front-end and back-end code, brand and content systems, SEO and conversion, and the operating decisions that keep a business running.</w:t>
       </w:r>
     </w:p>
     <w:p>
@@ -210,7 +210,7 @@
           <w:sz w:val="21"/>
           <w:szCs w:val="21"/>
         </w:rPr>
-        <w:t xml:space="preserve"> · Team building &amp; leadership (50+ contractors/employees) · Payroll &amp; workforce operations · Financial strategy &amp; investor relations · Nonprofit program direction · Vendor/scope judgment</w:t>
+        <w:t xml:space="preserve"> · Team building &amp; leadership (50+ contractors/employees) · Payroll &amp; workforce operations · Financial strategy &amp; investor relations · Hiring &amp; sales training · Nonprofit program direction · Vendor/scope judgment</w:t>
       </w:r>
     </w:p>
     <w:p>
@@ -261,7 +261,7 @@
           <w:sz w:val="18"/>
           <w:szCs w:val="18"/>
         </w:rPr>
-        <w:t xml:space="preserve">Provo, UT · Jan 2021 – Present</w:t>
+        <w:t xml:space="preserve">Heber, UT · Jan 2021 – Present</w:t>
       </w:r>
     </w:p>
     <w:p>
@@ -456,6 +456,74 @@
           <w:szCs w:val="20"/>
         </w:rPr>
         <w:t xml:space="preserve">Provide strategic guidance on scaling the nonprofit's international efforts.</w:t>
+      </w:r>
+    </w:p>
+    <w:p>
+      <w:pPr>
+        <w:spacing w:after="60" w:before="160"/>
+      </w:pPr>
+      <w:r>
+        <w:rPr>
+          <w:rFonts w:ascii="Calibri" w:cs="Calibri" w:eastAsia="Calibri" w:hAnsi="Calibri"/>
+          <w:b/>
+          <w:bCs/>
+          <w:color w:val="1F3A5F"/>
+          <w:sz w:val="21"/>
+          <w:szCs w:val="21"/>
+        </w:rPr>
+        <w:t xml:space="preserve">Hiring Manager &amp; Sales Trainer · Leads to Sales</w:t>
+      </w:r>
+    </w:p>
+    <w:p>
+      <w:pPr>
+        <w:spacing w:after="40" w:before="160"/>
+      </w:pPr>
+      <w:r>
+        <w:rPr>
+          <w:rFonts w:ascii="Calibri" w:cs="Calibri" w:eastAsia="Calibri" w:hAnsi="Calibri"/>
+          <w:i/>
+          <w:iCs/>
+          <w:color w:val="555555"/>
+          <w:sz w:val="18"/>
+          <w:szCs w:val="18"/>
+        </w:rPr>
+        <w:t xml:space="preserve">2026</w:t>
+      </w:r>
+    </w:p>
+    <w:p>
+      <w:pPr>
+        <w:pStyle w:val="ListParagraph"/>
+        <w:numPr>
+          <w:ilvl w:val="0"/>
+          <w:numId w:val="2"/>
+        </w:numPr>
+        <w:spacing w:after="60"/>
+      </w:pPr>
+      <w:r>
+        <w:rPr>
+          <w:rFonts w:ascii="Calibri" w:cs="Calibri" w:eastAsia="Calibri" w:hAnsi="Calibri"/>
+          <w:sz w:val="20"/>
+          <w:szCs w:val="20"/>
+        </w:rPr>
+        <w:t xml:space="preserve">Ran hiring for the sales team at a seven-figure marketing company, from screening and interviews through the final hiring decision.</w:t>
+      </w:r>
+    </w:p>
+    <w:p>
+      <w:pPr>
+        <w:pStyle w:val="ListParagraph"/>
+        <w:numPr>
+          <w:ilvl w:val="0"/>
+          <w:numId w:val="2"/>
+        </w:numPr>
+        <w:spacing w:after="60"/>
+      </w:pPr>
+      <w:r>
+        <w:rPr>
+          <w:rFonts w:ascii="Calibri" w:cs="Calibri" w:eastAsia="Calibri" w:hAnsi="Calibri"/>
+          <w:sz w:val="20"/>
+          <w:szCs w:val="20"/>
+        </w:rPr>
+        <w:t xml:space="preserve">Trained and coached new hires and existing reps on the company's sales process, getting every new team member ready to sell.</w:t>
       </w:r>
     </w:p>
     <w:p>

--- a/public/resume/Sean_Despain_Master_Resume.docx
+++ b/public/resume/Sean_Despain_Master_Resume.docx
@@ -505,25 +505,43 @@
           <w:sz w:val="20"/>
           <w:szCs w:val="20"/>
         </w:rPr>
-        <w:t xml:space="preserve">Ran hiring for the sales team at a seven-figure marketing company, from screening and interviews through the final hiring decision.</w:t>
-      </w:r>
-    </w:p>
-    <w:p>
-      <w:pPr>
-        <w:pStyle w:val="ListParagraph"/>
-        <w:numPr>
-          <w:ilvl w:val="0"/>
-          <w:numId w:val="2"/>
-        </w:numPr>
-        <w:spacing w:after="60"/>
-      </w:pPr>
-      <w:r>
-        <w:rPr>
-          <w:rFonts w:ascii="Calibri" w:cs="Calibri" w:eastAsia="Calibri" w:hAnsi="Calibri"/>
-          <w:sz w:val="20"/>
-          <w:szCs w:val="20"/>
-        </w:rPr>
-        <w:t xml:space="preserve">Trained and coached new hires and existing reps on the company's sales process, getting every new team member ready to sell.</w:t>
+        <w:t xml:space="preserve">Ran hiring for the sales team at a seven-figure marketing company, from screening and interviews to final decisions.</w:t>
+      </w:r>
+    </w:p>
+    <w:p>
+      <w:pPr>
+        <w:pStyle w:val="ListParagraph"/>
+        <w:numPr>
+          <w:ilvl w:val="0"/>
+          <w:numId w:val="2"/>
+        </w:numPr>
+        <w:spacing w:after="60"/>
+      </w:pPr>
+      <w:r>
+        <w:rPr>
+          <w:rFonts w:ascii="Calibri" w:cs="Calibri" w:eastAsia="Calibri" w:hAnsi="Calibri"/>
+          <w:sz w:val="20"/>
+          <w:szCs w:val="20"/>
+        </w:rPr>
+        <w:t xml:space="preserve">Trained and coached new and existing reps on the company's sales process, getting every new hire ready to sell.</w:t>
+      </w:r>
+    </w:p>
+    <w:p>
+      <w:pPr>
+        <w:pStyle w:val="ListParagraph"/>
+        <w:numPr>
+          <w:ilvl w:val="0"/>
+          <w:numId w:val="2"/>
+        </w:numPr>
+        <w:spacing w:after="60"/>
+      </w:pPr>
+      <w:r>
+        <w:rPr>
+          <w:rFonts w:ascii="Calibri" w:cs="Calibri" w:eastAsia="Calibri" w:hAnsi="Calibri"/>
+          <w:sz w:val="20"/>
+          <w:szCs w:val="20"/>
+        </w:rPr>
+        <w:t xml:space="preserve">Designed and built the team's AI sales trainer (see Selected Projects): reps roleplay 11 real-world sales scenarios against an AI prospect and get scored and coached after every session.</w:t>
       </w:r>
     </w:p>
     <w:p>
@@ -807,7 +825,7 @@
           <w:sz w:val="20"/>
           <w:szCs w:val="20"/>
         </w:rPr>
-        <w:t xml:space="preserve">Unity/iOS wellness app plus its marketing site. See Experience above for the full build. Live: apps.apple.com (Peace Life) · peacelifehealing.com</w:t>
+        <w:t xml:space="preserve">Unity/iOS wellness app plus its marketing site (full build under Experience). Live on the App Store and at peacelifehealing.com.</w:t>
       </w:r>
     </w:p>
     <w:p>
@@ -939,7 +957,7 @@
           <w:sz w:val="21"/>
           <w:szCs w:val="21"/>
         </w:rPr>
-        <w:t xml:space="preserve">Leads to Sales AI Trainer *(early-stage prototype)*</w:t>
+        <w:t xml:space="preserve">Leads to Sales AI Trainer · AI Sales-Training App</w:t>
       </w:r>
     </w:p>
     <w:p>
@@ -952,7 +970,7 @@
           <w:sz w:val="20"/>
           <w:szCs w:val="20"/>
         </w:rPr>
-        <w:t xml:space="preserve">Unity front end paired with a Node/Express + OpenAI backend for scenario-based sales roleplay with scored feedback. Early MVP-scaffold stage.</w:t>
+        <w:t xml:space="preserve">Built for Leads to Sales while serving as the company's hiring manager and sales trainer, and works for any company's sales team. Unity (C#) app with a Node/Express backend on the OpenAI API: an AI prospect plays out 11 realistic scenarios (cold calls, price and budget objections, gatekeepers, booking the appointment), then an AI coach scores the rep on confidence, discovery, objection handling, and closing, with what went well, what to improve, and a line to try next time. A weekly leaderboard and session history keep reps practicing.</w:t>
       </w:r>
     </w:p>
     <w:p>
@@ -971,7 +989,7 @@
           <w:sz w:val="22"/>
           <w:szCs w:val="22"/>
         </w:rPr>
-        <w:t xml:space="preserve">EDUCATION</w:t>
+        <w:t xml:space="preserve">EDUCATION &amp; CERTIFICATIONS</w:t>
       </w:r>
     </w:p>
     <w:p>
@@ -984,80 +1002,7 @@
           <w:sz w:val="20"/>
           <w:szCs w:val="20"/>
         </w:rPr>
-        <w:t xml:space="preserve">Utah Valley University · Coursework in Robotics &amp; Technology (2017–2019)</w:t>
-      </w:r>
-    </w:p>
-    <w:p>
-      <w:pPr>
-        <w:pBdr>
-          <w:bottom w:val="single" w:color="1F3A5F" w:sz="6" w:space="2"/>
-        </w:pBdr>
-        <w:spacing w:after="100" w:before="260"/>
-      </w:pPr>
-      <w:r>
-        <w:rPr>
-          <w:rFonts w:ascii="Calibri" w:cs="Calibri" w:eastAsia="Calibri" w:hAnsi="Calibri"/>
-          <w:b/>
-          <w:bCs/>
-          <w:color w:val="1F3A5F"/>
-          <w:sz w:val="22"/>
-          <w:szCs w:val="22"/>
-        </w:rPr>
-        <w:t xml:space="preserve">CERTIFICATIONS</w:t>
-      </w:r>
-    </w:p>
-    <w:p>
-      <w:pPr>
-        <w:pStyle w:val="ListParagraph"/>
-        <w:numPr>
-          <w:ilvl w:val="0"/>
-          <w:numId w:val="2"/>
-        </w:numPr>
-        <w:spacing w:after="60"/>
-      </w:pPr>
-      <w:r>
-        <w:rPr>
-          <w:rFonts w:ascii="Calibri" w:cs="Calibri" w:eastAsia="Calibri" w:hAnsi="Calibri"/>
-          <w:sz w:val="20"/>
-          <w:szCs w:val="20"/>
-        </w:rPr>
-        <w:t xml:space="preserve">Graphic Design Certification</w:t>
-      </w:r>
-    </w:p>
-    <w:p>
-      <w:pPr>
-        <w:pStyle w:val="ListParagraph"/>
-        <w:numPr>
-          <w:ilvl w:val="0"/>
-          <w:numId w:val="2"/>
-        </w:numPr>
-        <w:spacing w:after="60"/>
-      </w:pPr>
-      <w:r>
-        <w:rPr>
-          <w:rFonts w:ascii="Calibri" w:cs="Calibri" w:eastAsia="Calibri" w:hAnsi="Calibri"/>
-          <w:sz w:val="20"/>
-          <w:szCs w:val="20"/>
-        </w:rPr>
-        <w:t xml:space="preserve">Business Growth &amp; Strategy Certification</w:t>
-      </w:r>
-    </w:p>
-    <w:p>
-      <w:pPr>
-        <w:pStyle w:val="ListParagraph"/>
-        <w:numPr>
-          <w:ilvl w:val="0"/>
-          <w:numId w:val="2"/>
-        </w:numPr>
-        <w:spacing w:after="60"/>
-      </w:pPr>
-      <w:r>
-        <w:rPr>
-          <w:rFonts w:ascii="Calibri" w:cs="Calibri" w:eastAsia="Calibri" w:hAnsi="Calibri"/>
-          <w:sz w:val="20"/>
-          <w:szCs w:val="20"/>
-        </w:rPr>
-        <w:t xml:space="preserve">Content Marketing Certification (including AI-assisted marketing tools)</w:t>
+        <w:t xml:space="preserve">Utah Valley University · Coursework in Robotics &amp; Technology (2017–2019) · Graphic Design Certification · Business Growth &amp; Strategy Certification · Content Marketing Certification (including AI-assisted marketing tools)</w:t>
       </w:r>
     </w:p>
     <w:sectPr>
